--- a/Books/RPG_Books/ThePrincessAndTheApocalypse/Cover_ThePrincessAndTheApocalypse.docx
+++ b/Books/RPG_Books/ThePrincessAndTheApocalypse/Cover_ThePrincessAndTheApocalypse.docx
@@ -131,7 +131,43 @@
           <w:sz w:val="36"/>
           <w:szCs w:val="36"/>
         </w:rPr>
-        <w:t xml:space="preserve"> teenager, except he is the last child </w:t>
+        <w:t xml:space="preserve"> teenager</w:t>
+      </w:r>
+      <w:r>
+        <w:rPr>
+          <w:b/>
+          <w:color w:val="FFFF00"/>
+          <w:sz w:val="36"/>
+          <w:szCs w:val="36"/>
+        </w:rPr>
+        <w:t xml:space="preserve"> – </w:t>
+      </w:r>
+      <w:r>
+        <w:rPr>
+          <w:b/>
+          <w:color w:val="FFFF00"/>
+          <w:sz w:val="36"/>
+          <w:szCs w:val="36"/>
+        </w:rPr>
+        <w:t>except</w:t>
+      </w:r>
+      <w:r>
+        <w:rPr>
+          <w:b/>
+          <w:color w:val="FFFF00"/>
+          <w:sz w:val="36"/>
+          <w:szCs w:val="36"/>
+        </w:rPr>
+        <w:t xml:space="preserve"> </w:t>
+      </w:r>
+      <w:r>
+        <w:rPr>
+          <w:b/>
+          <w:color w:val="FFFF00"/>
+          <w:sz w:val="36"/>
+          <w:szCs w:val="36"/>
+        </w:rPr>
+        <w:t xml:space="preserve">he is the last child </w:t>
       </w:r>
       <w:r>
         <w:rPr>
@@ -1440,7 +1476,7 @@
 </file>
 
 <file path=customXml/itemProps1.xml><?xml version="1.0" encoding="utf-8"?>
-<ds:datastoreItem xmlns:ds="http://schemas.openxmlformats.org/officeDocument/2006/customXml" ds:itemID="{083A267B-B493-459C-9322-92B4105BFC24}">
+<ds:datastoreItem xmlns:ds="http://schemas.openxmlformats.org/officeDocument/2006/customXml" ds:itemID="{45402FE9-A7D9-4AC0-A61F-8011BC53DEC4}">
   <ds:schemaRefs>
     <ds:schemaRef ds:uri="http://schemas.openxmlformats.org/officeDocument/2006/bibliography"/>
   </ds:schemaRefs>
